--- a/part1/ep02_Le_conseil_de_Gaston.docx
+++ b/part1/ep02_Le_conseil_de_Gaston.docx
@@ -8209,7 +8209,7 @@
           <w:color w:val="7A1F3D"/>
           <w:sz w:val="20"/>
         </w:rPr>
-        <w:t>▶ 다음 화 예고 — 제3화 « Rouge ou blanc ? » : 토요일 오후, 가스통이 준비한 ‘레드 대 화이트’ 대결. 레아가 처음으로 자신의 취향을 정하는 순간.</w:t>
+        <w:t>다음 화 예고 — 제3화 « Rouge ou blanc ? » : 토요일 오후, 가스통이 준비한 ‘레드 대 화이트’ 대결. 레아가 처음으로 자신의 취향을 정하는 순간.</w:t>
       </w:r>
     </w:p>
     <w:sectPr>
